--- a/tlf/rtf-combine-toggle.docx
+++ b/tlf/rtf-combine-toggle.docx
@@ -39,7 +39,7 @@
       </w:r>
       <w:r>
         <w:rPr/>
-        <w:instrText xml:space="preserve" w:dirty="true">INCLUDETEXT "\\home\\runner\\work\\r4csr\\r4csr\\tlf\\tbl_disp.rtf"</w:instrText>
+        <w:instrText xml:space="preserve" w:dirty="true">INCLUDETEXT "\\home\\runner\\work\\elongcsr\\elongcsr\\tlf\\tbl_disp.rtf"</w:instrText>
       </w:r>
       <w:r>
         <w:rPr/>
@@ -93,7 +93,7 @@
       </w:r>
       <w:r>
         <w:rPr/>
-        <w:instrText xml:space="preserve" w:dirty="true">INCLUDETEXT "\\home\\runner\\work\\r4csr\\r4csr\\tlf\\tlf_eff.rtf"</w:instrText>
+        <w:instrText xml:space="preserve" w:dirty="true">INCLUDETEXT "\\home\\runner\\work\\elongcsr\\elongcsr\\tlf\\tlf_eff.rtf"</w:instrText>
       </w:r>
       <w:r>
         <w:rPr/>
@@ -147,7 +147,7 @@
       </w:r>
       <w:r>
         <w:rPr/>
-        <w:instrText xml:space="preserve" w:dirty="true">INCLUDETEXT "\\home\\runner\\work\\r4csr\\r4csr\\tlf\\tlf_km.rtf"</w:instrText>
+        <w:instrText xml:space="preserve" w:dirty="true">INCLUDETEXT "\\home\\runner\\work\\elongcsr\\elongcsr\\tlf\\tlf_km.rtf"</w:instrText>
       </w:r>
       <w:r>
         <w:rPr/>
